--- a/docs/算法备案/算法安全自评估报告-灵祺智能生成合成算法-驳回整改版.docx
+++ b/docs/算法备案/算法安全自评估报告-灵祺智能生成合成算法-驳回整改版.docx
@@ -62,7 +62,7 @@
                 <w:rFonts w:ascii="宋体" w:hAnsi="宋体" w:eastAsia="宋体"/>
                 <w:sz w:val="22"/>
               </w:rPr>
-              <w:t>宁波墨典网络科技有限公司</w:t>
+              <w:t>温州灵祺智能科技有限公司</w:t>
             </w:r>
           </w:p>
         </w:tc>
@@ -92,7 +92,7 @@
                 <w:rFonts w:ascii="宋体" w:hAnsi="宋体" w:eastAsia="宋体"/>
                 <w:sz w:val="22"/>
               </w:rPr>
-              <w:t>【请填写统一社会信用代码，须与营业执照一致】</w:t>
+              <w:t>【请填写温州灵祺营业执照统一社会信用代码】</w:t>
             </w:r>
           </w:p>
         </w:tc>
@@ -332,7 +332,7 @@
                 <w:rFonts w:ascii="宋体" w:hAnsi="宋体" w:eastAsia="宋体"/>
                 <w:sz w:val="22"/>
               </w:rPr>
-              <w:t>灵祺智能生成合成算法面向本地生活商家与达人生态，提供文本、音频、视频等生成合成能力编排服务（输出格式txt、json、mp3、mp4）。算法作为灵祺AI智能ERP（网站）、灵祺星选（微信小程序）及相关配套 Web的组成部分上线运行，展现形态为网站、微信小程序，由服务提供者直接向终端注册用户提供服务。版本V1.0。域名mofangdianai.com，ICP：浙ICP备2026044830号-1。</w:t>
+              <w:t>灵祺智能生成合成算法面向本地生活商家与达人生态，提供文本、音频、视频等生成合成能力编排服务（输出格式txt、json、mp3、mp4）。算法作为灵祺AI智能ERP（网站）、灵祺星选（微信小程序）及相关配套 Web的组成部分上线运行，展现形态为网站、微信小程序，由服务提供者直接向终端注册用户提供服务。版本V1.0。域名mofangdianai.com，ICP：【请填写温州灵祺名下ICP备案号，须与工信部查询一致】。</w:t>
             </w:r>
           </w:p>
         </w:tc>
@@ -422,7 +422,7 @@
                 <w:rFonts w:ascii="宋体" w:hAnsi="宋体" w:eastAsia="宋体"/>
                 <w:sz w:val="22"/>
               </w:rPr>
-              <w:t>“宁波墨典网络科技有限公司”落实算法安全主体责任基本情况（附件）</w:t>
+              <w:t>“温州灵祺智能科技有限公司”落实算法安全主体责任基本情况（附件）</w:t>
             </w:r>
           </w:p>
         </w:tc>
@@ -462,7 +462,7 @@
               <w:br/>
               <w:t>5.社会影响：提高中小商家内容生产效率，影响范围限于平台注册用户业务场景，不面向社会大众信息流推荐，不提供新闻采编服务。</w:t>
               <w:br/>
-              <w:t>6.软硬件设施及部署位置：软硬件均部署于中华人民共和国境内，不跨境存储与推理。（1）业务 API 与数据库：阿里云轻量应用服务器，公网 IP 139.196.42.5，机房位于阿里云中国内地华东地域（杭州节点所属区域），运行 Node.js 业务服务与 PostgreSQL 等；（2）静态 Web 前端：阿里云 ECS，公网 IP 8.160.173.236，位于阿里云中国内地华东地域，托管商家/服务商/履约网站静态资源与 Nginx；（3）对象存储与媒体合成：调用阿里云境内对象存储及智能媒体服务（ICE/IMS），数据驻留中国内地；（4）大模型推理：经 HTTPS 调用火山引擎、阿里云等境内已备案模型 API，不向境外传输训练用途数据。对外服务域名：mofangdianai.com（ICP：浙ICP备2026044830号-1）。</w:t>
+              <w:t>6.软硬件设施及部署位置：软硬件均部署于中华人民共和国境内，不跨境存储与推理。（1）业务 API 与数据库：阿里云轻量应用服务器，公网 IP 139.196.42.5，机房位于阿里云中国内地华东地域（杭州节点所属区域），运行 Node.js 业务服务与 PostgreSQL 等；（2）静态 Web 前端：阿里云 ECS，公网 IP 8.160.173.236，位于阿里云中国内地华东地域，托管商家/服务商/履约网站静态资源与 Nginx；（3）对象存储与媒体合成：调用阿里云境内对象存储及智能媒体服务（ICE/IMS），数据驻留中国内地；（4）大模型推理：经 HTTPS 调用火山引擎、阿里云等境内已备案模型 API，不向境外传输训练用途数据。对外服务域名：mofangdianai.com（ICP：【请填写温州灵祺名下ICP备案号，须与工信部查询一致】）。</w:t>
               <w:br/>
               <w:t>7.其他：底层模型通过合法授权的第三方 API 调用，平台负责业务编排与安全管控；详见「算法模型」及附件《第三方模型调用说明与证明材料》。</w:t>
             </w:r>
@@ -941,7 +941,7 @@
           <w:rFonts w:ascii="宋体" w:hAnsi="宋体" w:eastAsia="宋体"/>
           <w:sz w:val="24"/>
         </w:rPr>
-        <w:t>服务简介：面向本地生活商家的 SaaS 工作台，提供门店经营、达人招募、AI 营销文案/素材辅助生成、云剪/数字人等能力。展现形态：网站（非 App）。访问地址：https://cs.mofangdianai.com。上线时间：2025年6月1日起分阶段上线。入口位于商家后台 AI 相关菜单与创作工具。用户为付费/注册商家，使用需登录（实名/手机号或微信授权）。前置许可：ICP 备案号 浙ICP备2026044830号-1，备案主体为宁波墨典网络科技有限公司，与本算法备案主体一致。</w:t>
+        <w:t>服务简介：面向本地生活商家的 SaaS 工作台，提供门店经营、达人招募、AI 营销文案/素材辅助生成、云剪/数字人等能力。展现形态：网站（非 App）。访问地址：https://cs.mofangdianai.com。上线时间：2025年6月1日起分阶段上线。入口位于商家后台 AI 相关菜单与创作工具。用户为付费/注册商家，使用需登录（实名/手机号或微信授权）。前置许可：ICP 备案号 【请填写温州灵祺名下ICP备案号，须与工信部查询一致】，备案主体为温州灵祺智能科技有限公司，与本算法备案主体一致。</w:t>
       </w:r>
     </w:p>
     <w:p>
@@ -977,7 +977,7 @@
           <w:rFonts w:ascii="宋体" w:hAnsi="宋体" w:eastAsia="宋体"/>
           <w:sz w:val="24"/>
         </w:rPr>
-        <w:t>服务简介：面向达人、PR 与合作方的撮合与履约协同。展现形态：微信小程序（灵祺星选）+ 配套网站 https://dr.mofangdianai.com。在合规范围内提供话术、说明、脚本及云剪相关辅助生成。入口位于小程序及运营相关页面；使用需登录。域名侧 ICP 同为 浙ICP备2026044830号-1（主体 宁波墨典网络科技有限公司）。</w:t>
+        <w:t>服务简介：面向达人、PR 与合作方的撮合与履约协同。展现形态：微信小程序（灵祺星选）+ 配套网站 https://dr.mofangdianai.com。在合规范围内提供话术、说明、脚本及云剪相关辅助生成。入口位于小程序及运营相关页面；使用需登录。域名侧 ICP 同为 【请填写温州灵祺名下ICP备案号，须与工信部查询一致】（主体 温州灵祺智能科技有限公司）。</w:t>
       </w:r>
     </w:p>
     <w:p>
@@ -1125,7 +1125,7 @@
           <w:rFonts w:ascii="宋体" w:hAnsi="宋体" w:eastAsia="宋体"/>
           <w:sz w:val="24"/>
         </w:rPr>
-        <w:t>算法机制机理审核、算法安全评估监测、对生成合成虚假信息的辟谣机制、算法安全事件应急处置等，详见附件《宁波墨典网络科技有限公司落实算法安全主体责任基本情况》。对第三章所列滥用、漏洞、恶意利用及违法不良信息风险均有效。</w:t>
+        <w:t>算法机制机理审核、算法安全评估监测、对生成合成虚假信息的辟谣机制、算法安全事件应急处置等，详见附件《温州灵祺智能科技有限公司落实算法安全主体责任基本情况》。对第三章所列滥用、漏洞、恶意利用及违法不良信息风险均有效。</w:t>
       </w:r>
     </w:p>
     <w:p>
@@ -1308,7 +1308,7 @@
         <w:br/>
         <w:t>3. 输出模态（文本、音频、视频）与文件格式（txt、json、mp3、mp4）一一对应；展示形态（网站、微信小程序）与产品及功能信息一致。</w:t>
         <w:br/>
-        <w:t>4. ICP 前置许可填写 浙ICP备2026044830号-1，备案主体为宁波墨典网络科技有限公司，与本算法备案主体一致。</w:t>
+        <w:t>4. ICP 前置许可填写 【请填写温州灵祺名下ICP备案号，须与工信部查询一致】，备案主体为温州灵祺智能科技有限公司，与本算法备案主体一致。</w:t>
         <w:br/>
         <w:t>5. 附件包括：拟公示内容；落实算法安全主体责任基本情况；算法备案承诺书；第三方模型合同/开通与公示截图；结果标识与用户权益/内容治理截图等。</w:t>
       </w:r>
@@ -1323,7 +1323,7 @@
           <w:rFonts w:ascii="宋体" w:hAnsi="宋体" w:eastAsia="宋体"/>
           <w:sz w:val="24"/>
         </w:rPr>
-        <w:t>主体名称（盖章）：宁波墨典网络科技有限公司</w:t>
+        <w:t>主体名称（盖章）：温州灵祺智能科技有限公司</w:t>
       </w:r>
     </w:p>
     <w:p>
